--- a/Chapter 008 - Spanner.docx
+++ b/Chapter 008 - Spanner.docx
@@ -10,18 +10,34 @@
         <w:t>a</w:t>
       </w:r>
       <w:r>
-        <w:t xml:space="preserve">mbard Kingdom Brunel pub in Muswell Hill. The pub’s set up was a survival from the days, long gone, when people drove to the pub, drank all night, and then drove back, dinging a few cars and the odd pedestrian on their way. </w:t>
-      </w:r>
-    </w:p>
-    <w:p>
-      <w:r>
-        <w:t xml:space="preserve">Those days were long gone. But the pub still has the same set up today. </w:t>
-      </w:r>
-    </w:p>
-    <w:p/>
-    <w:p>
-      <w:r>
-        <w:t xml:space="preserve">The car park is huge. Roughly sixty yards wide, and about 80 yards deep. The landlords have been trying for years to get planning permission to build on it. But the council and the surrounding residents </w:t>
+        <w:t>mbard Kingdom Brunel pub in Muswell Hill. The</w:t>
+      </w:r>
+      <w:r>
+        <w:t xml:space="preserve"> way that the pub was laid out was a </w:t>
+      </w:r>
+      <w:r>
+        <w:t xml:space="preserve">survival from the days, long gone, when people drove to the pub, drank all night, and then drove back, dinging a few cars and the odd pedestrian on their way. </w:t>
+      </w:r>
+    </w:p>
+    <w:p/>
+    <w:p>
+      <w:r>
+        <w:t>Those days were long gone. But the pu</w:t>
+      </w:r>
+      <w:r>
+        <w:t>b was still set out in the same way.</w:t>
+      </w:r>
+      <w:r>
+        <w:t xml:space="preserve"> </w:t>
+      </w:r>
+    </w:p>
+    <w:p/>
+    <w:p>
+      <w:r>
+        <w:t>The car park was then, and is now, huge</w:t>
+      </w:r>
+      <w:r>
+        <w:t xml:space="preserve">. Roughly sixty yards wide and about 80 yards deep. The landlords have been trying for years to get planning permission to build on it. But the council and the surrounding residents </w:t>
       </w:r>
       <w:proofErr w:type="gramStart"/>
       <w:r>
@@ -32,7 +48,13 @@
       </w:r>
       <w:proofErr w:type="gramEnd"/>
       <w:r>
-        <w:t xml:space="preserve"> none of it. As a result, it</w:t>
+        <w:t xml:space="preserve"> none of it. As a result</w:t>
+      </w:r>
+      <w:r>
+        <w:t>, during the eighties, nineties and noughties – naughty being the operative word</w:t>
+      </w:r>
+      <w:r>
+        <w:t>, it</w:t>
       </w:r>
       <w:r>
         <w:t>s</w:t>
@@ -50,7 +72,13 @@
     <w:p/>
     <w:p>
       <w:r>
-        <w:t xml:space="preserve">Now, these furthest corners were bleached with floodlights and CCTV, but thirty years ago, it had been an area </w:t>
+        <w:t xml:space="preserve">Now, these furthest corners </w:t>
+      </w:r>
+      <w:r>
+        <w:t>are</w:t>
+      </w:r>
+      <w:r>
+        <w:t xml:space="preserve"> bleached with floodlights and CCTV, but thirty years ago, it had been an area </w:t>
       </w:r>
       <w:proofErr w:type="gramStart"/>
       <w:r>
@@ -82,33 +110,49 @@
         <w:t>E</w:t>
       </w:r>
       <w:r>
-        <w:t xml:space="preserve">specially between the </w:t>
-      </w:r>
-      <w:proofErr w:type="gramStart"/>
-      <w:r>
-        <w:t>hours of</w:t>
-      </w:r>
-      <w:proofErr w:type="gramEnd"/>
-      <w:r>
-        <w:t xml:space="preserve"> ten an</w:t>
-      </w:r>
-      <w:r>
-        <w:t>d two</w:t>
-      </w:r>
-      <w:r>
-        <w:t xml:space="preserve">, it wasn’t uncommon for there to be two or three rocking cars, discreetly placed. </w:t>
-      </w:r>
-    </w:p>
-    <w:p/>
-    <w:p>
-      <w:r>
-        <w:t>But before that, in the seventies and eighties, it had already been established as, not just a place to get illicit sex, but also – information.</w:t>
-      </w:r>
-    </w:p>
-    <w:p/>
-    <w:p>
-      <w:r>
-        <w:t>Coppers met their sources there. Journalists met their sources there. Coppers met journalists. All in and among the hookers and the “romantic”, Jesus,</w:t>
+        <w:t>specially</w:t>
+      </w:r>
+      <w:r>
+        <w:t xml:space="preserve"> for the two or three hours after the pub closed</w:t>
+      </w:r>
+      <w:r>
+        <w:t>, it wasn’t uncommon for there to be two or three rocking cars, discreetly</w:t>
+      </w:r>
+      <w:r>
+        <w:t xml:space="preserve"> spaced</w:t>
+      </w:r>
+      <w:r>
+        <w:t xml:space="preserve">. </w:t>
+      </w:r>
+    </w:p>
+    <w:p/>
+    <w:p>
+      <w:r>
+        <w:t>But before that</w:t>
+      </w:r>
+      <w:r>
+        <w:t xml:space="preserve"> idea had caught on, </w:t>
+      </w:r>
+      <w:r>
+        <w:t>it had already been established as, not just a place to get illicit sex, but also</w:t>
+      </w:r>
+      <w:r>
+        <w:t xml:space="preserve"> to swap </w:t>
+      </w:r>
+      <w:r>
+        <w:t>information.</w:t>
+      </w:r>
+    </w:p>
+    <w:p/>
+    <w:p>
+      <w:r>
+        <w:t>Coppers met their sources there. Journalists met their sources there. Coppers met journalists. All in and among the hookers and the “romantic</w:t>
+      </w:r>
+      <w:r>
+        <w:t xml:space="preserve"> encounters</w:t>
+      </w:r>
+      <w:r>
+        <w:t>”, Jesus,</w:t>
       </w:r>
       <w:r>
         <w:t xml:space="preserve"> he couldn’t really imagine any</w:t>
@@ -271,17 +315,14 @@
     <w:p/>
     <w:p>
       <w:r>
+        <w:lastRenderedPageBreak/>
         <w:t>The discovery of Aimee Finch’s body by the pub cleaner at 6:15</w:t>
       </w:r>
       <w:r>
         <w:t>am</w:t>
       </w:r>
       <w:r>
-        <w:t xml:space="preserve"> the following morning started the most expensive, most investigated, and still unsuccessful murder investigation in the history of the Metropolitan police, and so, in the history of English, and United Kingdom policing. He wasn’t sure about Europe. Maybe there was a case in Lichtenstein that had cost more and been covered up / fucked </w:t>
-      </w:r>
-      <w:r>
-        <w:lastRenderedPageBreak/>
-        <w:t>up even more badly. Maybe there was a case in Italy that was more obviously a corrupt cover up. He doubted it.</w:t>
+        <w:t xml:space="preserve"> the following morning started the most expensive, most investigated, and still unsuccessful murder investigation in the history of the Metropolitan police, and so, in the history of English, and United Kingdom policing. He wasn’t sure about Europe. Maybe there was a case in Lichtenstein that had cost more and been covered up / fucked up even more badly. Maybe there was a case in Italy that was more obviously a corrupt cover up. He doubted it.</w:t>
       </w:r>
     </w:p>
     <w:p/>
@@ -366,12 +407,26 @@
       <w:r>
         <w:t xml:space="preserve"> sticking it in a cup holder and sipping it as they drove</w:t>
       </w:r>
+      <w:r>
+        <w:t xml:space="preserve">. </w:t>
+      </w:r>
       <w:proofErr w:type="gramStart"/>
       <w:r>
-        <w:t>, they</w:t>
+        <w:t>There</w:t>
       </w:r>
       <w:proofErr w:type="gramEnd"/>
       <w:r>
+        <w:t xml:space="preserve"> weren’t sitting around in the </w:t>
+      </w:r>
+      <w:proofErr w:type="gramStart"/>
+      <w:r>
+        <w:t xml:space="preserve">café, </w:t>
+      </w:r>
+      <w:r>
+        <w:t xml:space="preserve"> they</w:t>
+      </w:r>
+      <w:proofErr w:type="gramEnd"/>
+      <w:r>
         <w:t xml:space="preserve"> were gone.</w:t>
       </w:r>
     </w:p>
@@ -384,13 +439,37 @@
     <w:p/>
     <w:p>
       <w:r>
-        <w:t xml:space="preserve">He’s always in here, thought Ernie. </w:t>
-      </w:r>
-    </w:p>
-    <w:p/>
-    <w:p>
-      <w:r>
-        <w:t xml:space="preserve">There were a couple of people, a beautiful thin young – what Indian? Asian – woman wearing a pink top, typing into a rose gold laptop. Protected from the world by a large set of pink, over-ear headphones. “Is your </w:t>
+        <w:t>He’s always in here, thought Ernie</w:t>
+      </w:r>
+      <w:r>
+        <w:t>, flashing the man with the blonde hair a second quick glance, quick enough not to receive a glare in response.</w:t>
+      </w:r>
+      <w:r>
+        <w:t xml:space="preserve"> </w:t>
+      </w:r>
+    </w:p>
+    <w:p/>
+    <w:p>
+      <w:r>
+        <w:t>There were a couple of</w:t>
+      </w:r>
+      <w:r>
+        <w:t xml:space="preserve"> other coffee drinkers in the place. </w:t>
+      </w:r>
+      <w:r>
+        <w:t xml:space="preserve"> </w:t>
+      </w:r>
+      <w:r>
+        <w:t>A</w:t>
+      </w:r>
+      <w:r>
+        <w:t xml:space="preserve"> beautiful thin young – what Indian</w:t>
+      </w:r>
+      <w:r>
+        <w:t xml:space="preserve"> – certainly from that subcontinent</w:t>
+      </w:r>
+      <w:r>
+        <w:t xml:space="preserve"> Asian – woman wearing a pink top, typing into a rose gold laptop. Protected from the world by a large set of pink, over-ear headphones. “Is your </w:t>
       </w:r>
       <w:proofErr w:type="spellStart"/>
       <w:r>
@@ -453,7 +532,7 @@
       </w:r>
       <w:proofErr w:type="gramEnd"/>
       <w:r>
-        <w:t xml:space="preserve"> exactly what he, and the other customers, who clearly didn’t intend to </w:t>
+        <w:t xml:space="preserve"> exactly what he, and the other customers, who didn’t intend to </w:t>
       </w:r>
       <w:r>
         <w:t xml:space="preserve">slurp </w:t>
@@ -465,7 +544,13 @@
         <w:t xml:space="preserve"> and</w:t>
       </w:r>
       <w:r>
-        <w:t xml:space="preserve"> go, were doing. Sitting for hours in a cafe.</w:t>
+        <w:t xml:space="preserve"> go,</w:t>
+      </w:r>
+      <w:r>
+        <w:t xml:space="preserve"> </w:t>
+      </w:r>
+      <w:r>
+        <w:t>were doing. Sitting for hours in a cafe.</w:t>
       </w:r>
     </w:p>
     <w:p/>
@@ -492,15 +577,22 @@
     </w:p>
     <w:p>
       <w:r>
+        <w:lastRenderedPageBreak/>
         <w:t xml:space="preserve">“Getting there. </w:t>
       </w:r>
       <w:proofErr w:type="gramStart"/>
       <w:r>
         <w:t>Actually</w:t>
       </w:r>
+      <w:r>
+        <w:t>,</w:t>
+      </w:r>
+      <w:r>
+        <w:t xml:space="preserve"> I</w:t>
+      </w:r>
       <w:proofErr w:type="gramEnd"/>
       <w:r>
-        <w:t xml:space="preserve"> I did have one question.”</w:t>
+        <w:t xml:space="preserve"> did have one question.”</w:t>
       </w:r>
     </w:p>
     <w:p>
@@ -531,7 +623,6 @@
     </w:p>
     <w:p>
       <w:r>
-        <w:lastRenderedPageBreak/>
         <w:t>“Oh, yes, I should have probably told you about that – and she’s due in today. The cleaner, well, the cleaner is my mother.”</w:t>
       </w:r>
       <w:r>
